--- a/tasks/docx/officebench-3-56-class-homework/solution/hw1.docx
+++ b/tasks/docx/officebench-3-56-class-homework/solution/hw1.docx
@@ -7,7 +7,7 @@
         <w:pStyle w:val="Heading1"/>
       </w:pPr>
       <w:r>
-        <w:t>Homework Assignment</w:t>
+        <w:t>Class 1 Homework Assignment</w:t>
       </w:r>
     </w:p>
     <w:p>
